--- a/documents/proposal/proposal-futsal.docx
+++ b/documents/proposal/proposal-futsal.docx
@@ -61,7 +61,13 @@
         </w:rPr>
       </w:pPr>
       <w:r>
-        <w:rPr/>
+        <w:rPr>
+          <w:rFonts w:eastAsia="Times New Roman" w:cs="Times New Roman" w:ascii="Times New Roman" w:hAnsi="Times New Roman"/>
+          <w:b/>
+          <w:bCs/>
+          <w:sz w:val="28"/>
+          <w:szCs w:val="28"/>
+        </w:rPr>
       </w:r>
     </w:p>
     <w:p>
@@ -74,13 +80,7 @@
         <w:rPr/>
       </w:pPr>
       <w:r>
-        <w:rPr>
-          <w:rFonts w:eastAsia="Times New Roman" w:cs="Times New Roman" w:ascii="Times New Roman" w:hAnsi="Times New Roman"/>
-          <w:b/>
-          <w:bCs/>
-          <w:sz w:val="28"/>
-          <w:szCs w:val="28"/>
-        </w:rPr>
+        <w:rPr/>
         <w:drawing>
           <wp:inline distT="0" distB="0" distL="0" distR="0">
             <wp:extent cx="1189990" cy="1207135"/>
@@ -136,7 +136,13 @@
         </w:rPr>
       </w:pPr>
       <w:r>
-        <w:rPr/>
+        <w:rPr>
+          <w:rFonts w:eastAsia="Times New Roman" w:cs="Times New Roman" w:ascii="Times New Roman" w:hAnsi="Times New Roman"/>
+          <w:b/>
+          <w:bCs/>
+          <w:sz w:val="28"/>
+          <w:szCs w:val="28"/>
+        </w:rPr>
       </w:r>
     </w:p>
     <w:p>
@@ -225,13 +231,19 @@
         </w:rPr>
       </w:pPr>
       <w:r>
-        <w:rPr/>
-      </w:r>
-    </w:p>
-    <w:p>
-      <w:pPr>
-        <w:pStyle w:val="Normal"/>
-        <w:spacing w:lineRule="auto" w:line="237" w:before="0" w:after="0"/>
+        <w:rPr>
+          <w:rFonts w:eastAsia="Times New Roman" w:cs="Times New Roman" w:ascii="Times New Roman" w:hAnsi="Times New Roman"/>
+          <w:b/>
+          <w:bCs/>
+          <w:sz w:val="28"/>
+          <w:szCs w:val="28"/>
+        </w:rPr>
+      </w:r>
+    </w:p>
+    <w:p>
+      <w:pPr>
+        <w:pStyle w:val="Normal"/>
+        <w:spacing w:lineRule="auto" w:line="235" w:before="0" w:after="0"/>
         <w:ind w:hanging="0" w:left="0" w:right="0"/>
         <w:jc w:val="center"/>
         <w:rPr>
@@ -394,8 +406,93 @@
       <w:pPr>
         <w:pStyle w:val="Normal"/>
         <w:widowControl w:val="false"/>
-        <w:spacing w:lineRule="auto" w:line="360" w:before="157" w:after="0"/>
+        <w:spacing w:lineRule="auto" w:line="276" w:before="157" w:after="0"/>
         <w:ind w:right="885"/>
+        <w:jc w:val="center"/>
+        <w:rPr>
+          <w:rFonts w:ascii="Times New Roman" w:hAnsi="Times New Roman" w:eastAsia="Times New Roman" w:cs="Times New Roman"/>
+          <w:b/>
+          <w:bCs/>
+          <w:sz w:val="28"/>
+          <w:szCs w:val="28"/>
+        </w:rPr>
+      </w:pPr>
+      <w:r>
+        <w:rPr>
+          <w:rFonts w:eastAsia="Times New Roman" w:cs="Times New Roman" w:ascii="Times New Roman" w:hAnsi="Times New Roman"/>
+          <w:b/>
+          <w:bCs/>
+          <w:sz w:val="28"/>
+          <w:szCs w:val="28"/>
+        </w:rPr>
+      </w:r>
+    </w:p>
+    <w:p>
+      <w:pPr>
+        <w:pStyle w:val="Normal"/>
+        <w:widowControl w:val="false"/>
+        <w:spacing w:lineRule="auto" w:line="276" w:before="0" w:after="0"/>
+        <w:ind w:left="577" w:right="885"/>
+        <w:jc w:val="center"/>
+        <w:rPr/>
+      </w:pPr>
+      <w:r>
+        <w:rPr>
+          <w:rFonts w:eastAsia="Times New Roman" w:cs="Times New Roman" w:ascii="Times New Roman" w:hAnsi="Times New Roman"/>
+          <w:b/>
+          <w:bCs/>
+          <w:sz w:val="28"/>
+          <w:szCs w:val="28"/>
+        </w:rPr>
+        <w:t>Submitted to:</w:t>
+      </w:r>
+    </w:p>
+    <w:p>
+      <w:pPr>
+        <w:pStyle w:val="Normal"/>
+        <w:widowControl w:val="false"/>
+        <w:spacing w:lineRule="auto" w:line="276" w:before="0" w:after="0"/>
+        <w:ind w:left="577" w:right="885"/>
+        <w:jc w:val="center"/>
+        <w:rPr/>
+      </w:pPr>
+      <w:r>
+        <w:rPr>
+          <w:rFonts w:eastAsia="Times New Roman" w:cs="Times New Roman" w:ascii="Times New Roman" w:hAnsi="Times New Roman"/>
+          <w:b w:val="false"/>
+          <w:bCs w:val="false"/>
+          <w:sz w:val="28"/>
+          <w:szCs w:val="28"/>
+        </w:rPr>
+        <w:t>Asian School of Management and Technology</w:t>
+      </w:r>
+    </w:p>
+    <w:p>
+      <w:pPr>
+        <w:pStyle w:val="Normal"/>
+        <w:widowControl w:val="false"/>
+        <w:spacing w:lineRule="auto" w:line="276" w:before="0" w:after="0"/>
+        <w:ind w:left="577" w:right="885"/>
+        <w:jc w:val="center"/>
+        <w:rPr/>
+      </w:pPr>
+      <w:r>
+        <w:rPr>
+          <w:rFonts w:eastAsia="Times New Roman" w:cs="Times New Roman" w:ascii="Times New Roman" w:hAnsi="Times New Roman"/>
+          <w:b w:val="false"/>
+          <w:bCs w:val="false"/>
+          <w:sz w:val="28"/>
+          <w:szCs w:val="28"/>
+        </w:rPr>
+        <w:t>Gongabu, Kathmandu</w:t>
+      </w:r>
+    </w:p>
+    <w:p>
+      <w:pPr>
+        <w:pStyle w:val="Normal"/>
+        <w:widowControl w:val="false"/>
+        <w:spacing w:lineRule="auto" w:line="360" w:before="0" w:after="0"/>
+        <w:ind w:left="577" w:right="885"/>
         <w:jc w:val="center"/>
         <w:rPr>
           <w:rFonts w:ascii="Times New Roman" w:hAnsi="Times New Roman" w:eastAsia="Times New Roman" w:cs="Times New Roman"/>
@@ -432,72 +529,7 @@
           <w:sz w:val="28"/>
           <w:szCs w:val="28"/>
         </w:rPr>
-        <w:t>Submitted to:</w:t>
-      </w:r>
-    </w:p>
-    <w:p>
-      <w:pPr>
-        <w:pStyle w:val="Normal"/>
-        <w:widowControl w:val="false"/>
-        <w:spacing w:lineRule="auto" w:line="360" w:before="0" w:after="0"/>
-        <w:ind w:left="577" w:right="885"/>
-        <w:jc w:val="center"/>
-        <w:rPr>
-          <w:b w:val="false"/>
-          <w:bCs w:val="false"/>
-        </w:rPr>
-      </w:pPr>
-      <w:r>
-        <w:rPr>
-          <w:rFonts w:eastAsia="Times New Roman" w:cs="Times New Roman" w:ascii="Times New Roman" w:hAnsi="Times New Roman"/>
-          <w:b w:val="false"/>
-          <w:bCs w:val="false"/>
-          <w:sz w:val="28"/>
-          <w:szCs w:val="28"/>
-        </w:rPr>
-        <w:t>Asian School of Management and Technology</w:t>
-      </w:r>
-    </w:p>
-    <w:p>
-      <w:pPr>
-        <w:pStyle w:val="Normal"/>
-        <w:widowControl w:val="false"/>
-        <w:spacing w:lineRule="auto" w:line="360" w:before="0" w:after="0"/>
-        <w:ind w:left="577" w:right="885"/>
-        <w:jc w:val="center"/>
-        <w:rPr>
-          <w:b w:val="false"/>
-          <w:bCs w:val="false"/>
-        </w:rPr>
-      </w:pPr>
-      <w:r>
-        <w:rPr>
-          <w:rFonts w:eastAsia="Times New Roman" w:cs="Times New Roman" w:ascii="Times New Roman" w:hAnsi="Times New Roman"/>
-          <w:b w:val="false"/>
-          <w:bCs w:val="false"/>
-          <w:sz w:val="28"/>
-          <w:szCs w:val="28"/>
-        </w:rPr>
-        <w:t>Gongabu, Kathmandu</w:t>
-      </w:r>
-    </w:p>
-    <w:p>
-      <w:pPr>
-        <w:pStyle w:val="Normal"/>
-        <w:widowControl w:val="false"/>
-        <w:spacing w:lineRule="auto" w:line="360" w:before="0" w:after="0"/>
-        <w:ind w:left="577" w:right="885"/>
-        <w:jc w:val="center"/>
-        <w:rPr>
-          <w:rFonts w:ascii="Times New Roman" w:hAnsi="Times New Roman" w:eastAsia="Times New Roman" w:cs="Times New Roman"/>
-          <w:b/>
-          <w:bCs/>
-          <w:sz w:val="28"/>
-          <w:szCs w:val="28"/>
-        </w:rPr>
-      </w:pPr>
-      <w:r>
-        <w:rPr/>
+        <w:t xml:space="preserve">Under the Supervision of </w:t>
       </w:r>
     </w:p>
     <w:p>
@@ -512,29 +544,6 @@
       <w:r>
         <w:rPr>
           <w:rFonts w:eastAsia="Times New Roman" w:cs="Times New Roman" w:ascii="Times New Roman" w:hAnsi="Times New Roman"/>
-          <w:b/>
-          <w:bCs/>
-          <w:sz w:val="28"/>
-          <w:szCs w:val="28"/>
-        </w:rPr>
-        <w:t xml:space="preserve">Under the Supervision of </w:t>
-      </w:r>
-    </w:p>
-    <w:p>
-      <w:pPr>
-        <w:pStyle w:val="Normal"/>
-        <w:widowControl w:val="false"/>
-        <w:spacing w:lineRule="auto" w:line="360" w:before="0" w:after="0"/>
-        <w:ind w:left="577" w:right="885"/>
-        <w:jc w:val="center"/>
-        <w:rPr>
-          <w:b w:val="false"/>
-          <w:bCs w:val="false"/>
-        </w:rPr>
-      </w:pPr>
-      <w:r>
-        <w:rPr>
-          <w:rFonts w:eastAsia="Times New Roman" w:cs="Times New Roman" w:ascii="Times New Roman" w:hAnsi="Times New Roman"/>
           <w:b w:val="false"/>
           <w:bCs w:val="false"/>
           <w:sz w:val="28"/>
@@ -994,7 +1003,7 @@
           <w:sz w:val="28"/>
           <w:szCs w:val="28"/>
         </w:rPr>
-        <w:t>.........................................................  12</w:t>
+        <w:t>.........................................................  11</w:t>
       </w:r>
     </w:p>
     <w:p>
@@ -1016,37 +1025,7 @@
           <w:szCs w:val="28"/>
         </w:rPr>
         <w:tab/>
-        <w:t>4.3.0  Flow chart..........................................................................  12</w:t>
-      </w:r>
-    </w:p>
-    <w:p>
-      <w:pPr>
-        <w:pStyle w:val="Normal"/>
-        <w:widowControl w:val="false"/>
-        <w:spacing w:lineRule="auto" w:line="360" w:before="240" w:after="0"/>
-        <w:ind w:firstLine="720" w:left="360"/>
-        <w:rPr>
-          <w:rFonts w:ascii="Times New Roman" w:hAnsi="Times New Roman" w:eastAsia="Times New Roman" w:cs="Times New Roman"/>
-          <w:sz w:val="28"/>
-          <w:szCs w:val="28"/>
-        </w:rPr>
-      </w:pPr>
-      <w:r>
-        <w:rPr>
-          <w:rFonts w:eastAsia="Times New Roman" w:cs="Times New Roman" w:ascii="Times New Roman" w:hAnsi="Times New Roman"/>
-          <w:sz w:val="28"/>
-          <w:szCs w:val="28"/>
-        </w:rPr>
-        <w:t xml:space="preserve">  </w:t>
-      </w:r>
-      <w:r>
-        <w:rPr>
-          <w:rFonts w:eastAsia="Times New Roman" w:cs="Times New Roman" w:ascii="Times New Roman" w:hAnsi="Times New Roman"/>
-          <w:sz w:val="28"/>
-          <w:szCs w:val="28"/>
-        </w:rPr>
-        <w:tab/>
-        <w:t>4.3.1  Proposed System Methodology.......................................... 12</w:t>
+        <w:t>4.3.1  Flow chart..........................................................................  12</w:t>
       </w:r>
     </w:p>
     <w:p>
@@ -1089,7 +1068,7 @@
           <w:sz w:val="30"/>
           <w:szCs w:val="30"/>
         </w:rPr>
-        <w:t>Core Algorithms Description</w:t>
+        <w:t>Algorithms Description</w:t>
       </w:r>
       <w:r>
         <w:rPr>
@@ -1097,7 +1076,7 @@
           <w:sz w:val="30"/>
           <w:szCs w:val="30"/>
         </w:rPr>
-        <w:t xml:space="preserve">................................................. </w:t>
+        <w:t xml:space="preserve">....................................………........... </w:t>
       </w:r>
       <w:r>
         <w:rPr>
@@ -1378,27 +1357,7 @@
           <w:sz w:val="24"/>
           <w:szCs w:val="24"/>
         </w:rPr>
-        <w:t>In recent years, the demand for futsal facilities in urban areas has grown rapidly, yet many futsal centers still rely on outdated and manual management systems. Bookings are often handled through phone calls, paper regist</w:t>
-      </w:r>
-    </w:p>
-    <w:p>
-      <w:pPr>
-        <w:pStyle w:val="Normal"/>
-        <w:spacing w:lineRule="auto" w:line="360" w:before="240" w:after="240"/>
-        <w:jc w:val="both"/>
-        <w:rPr>
-          <w:rFonts w:ascii="Times New Roman" w:hAnsi="Times New Roman" w:eastAsia="Times New Roman" w:cs="Times New Roman"/>
-          <w:sz w:val="24"/>
-          <w:szCs w:val="24"/>
-        </w:rPr>
-      </w:pPr>
-      <w:r>
-        <w:rPr>
-          <w:rFonts w:eastAsia="Times New Roman" w:cs="Times New Roman" w:ascii="Times New Roman" w:hAnsi="Times New Roman"/>
-          <w:sz w:val="24"/>
-          <w:szCs w:val="24"/>
-        </w:rPr>
-        <w:t>ers, or messaging apps, which leads to frequent issues such as double bookings, inaccurate record-keeping, poor coordination, and the absence of real-time availability updates. Additionally, there is no centralized platform where players can easily discover and compare multiple futsal courts, making the process of finding suitable venues time-consuming and inefficient. These limitations reduce both customer satisfaction and operational efficiency.</w:t>
+        <w:t>In recent years, the demand for futsal facilities in urban areas has grown rapidly, yet many futsal centers still rely on outdated and manual management systems. Bookings are often handled through phone calls, paper regist ers, or messaging apps, which leads to frequent issues such as double bookings, inaccurate record-keeping, poor coordination, and the absence of real-time availability updates. Additionally, there is no centralized platform where players can easily discover and compare multiple futsal courts, making the process of finding suitable venues time-consuming and inefficient. These limitations reduce both customer satisfaction and operational efficiency.</w:t>
       </w:r>
     </w:p>
     <w:p>
@@ -1714,19 +1673,32 @@
       <w:r>
         <w:rPr>
           <w:rFonts w:eastAsia="Times New Roman" w:cs="Times New Roman" w:ascii="Times New Roman" w:hAnsi="Times New Roman"/>
-          <w:b/>
-          <w:bCs/>
-          <w:sz w:val="24"/>
-          <w:szCs w:val="24"/>
-        </w:rPr>
-        <w:t>Fig: Agile Methodology [3]</w:t>
-      </w:r>
-      <w:r>
-        <w:rPr>
-          <w:rFonts w:eastAsia="Times New Roman" w:cs="Times New Roman" w:ascii="Times New Roman" w:hAnsi="Times New Roman"/>
-          <w:sz w:val="24"/>
-          <w:szCs w:val="24"/>
-        </w:rPr>
+          <w:b w:val="false"/>
+          <w:bCs w:val="false"/>
+          <w:sz w:val="24"/>
+          <w:szCs w:val="24"/>
+        </w:rPr>
+        <w:t>Fig: Agile Methodology</w:t>
+      </w:r>
+      <w:r>
+        <w:rPr>
+          <w:rFonts w:eastAsia="Times New Roman" w:cs="Times New Roman" w:ascii="Times New Roman" w:hAnsi="Times New Roman"/>
+          <w:b/>
+          <w:bCs/>
+          <w:sz w:val="24"/>
+          <w:szCs w:val="24"/>
+        </w:rPr>
+        <w:t xml:space="preserve"> </w:t>
+      </w:r>
+      <w:r>
+        <w:rPr>
+          <w:rFonts w:eastAsia="Times New Roman" w:cs="Times New Roman" w:ascii="Times New Roman" w:hAnsi="Times New Roman"/>
+          <w:b w:val="false"/>
+          <w:bCs w:val="false"/>
+          <w:sz w:val="24"/>
+          <w:szCs w:val="24"/>
+        </w:rPr>
+        <w:t>[3]</w:t>
         <w:tab/>
       </w:r>
     </w:p>
@@ -1912,7 +1884,7 @@
           <w:sz w:val="24"/>
           <w:szCs w:val="24"/>
         </w:rPr>
-        <w:t>Modern system design literature further recommends multi-tenant SaaS architecture for shared booking platforms serving multiple independent facility owners with proper data isolation. Machine learning techniques such as sentiment analysis and text feature extraction (e.g., TF-IDF) are increasingly applied to process user reviews automatically [1][4], while location-based recommendation methods are used to rank nearby services based on user proximity and preference patterns [9].</w:t>
+        <w:t>Modern system design literature further recommends multi-tenant SaaS architecture for shared booking platforms serving multiple independent facility owners with proper data isolation. Machine learning techniques such as sentiment analysis and text feature extraction (e.g., TF-IDF) are increasingly applied to process user reviews automatically [1][7], while location-based recommendation methods are used to rank nearby services based on user proximity and preference patterns [8].</w:t>
       </w:r>
     </w:p>
     <w:p>
@@ -1933,7 +1905,7 @@
           <w:sz w:val="24"/>
           <w:szCs w:val="24"/>
         </w:rPr>
-        <w:t>Machine learning techniques are increasingly applied to process user reviews and support decision-making. Recent studies utilize Logistic Regression as a robust supervised learning algorithm for human sentiment analysis across various domains, often using it to classify user feedback into binary outcomes (e.g., positive or negative sentiment) based on feature extraction [6][9]. This is often paired with techniques such as Term Frequency-Inverse Document Frequency (TF-IDF) to extract text features and rank nearby services based on user proximity and preference patterns [2][9].</w:t>
+        <w:t>Machine learning techniques are increasingly applied to process user reviews and support decision-making. Recent studies utilize Logistic Regression as a robust supervised learning algorithm for human sentiment analysis across various domains, often using it to classify user feedback into binary outcomes (e.g., positive or negative sentiment) based on feature extraction [6]. This is often paired with techniques such as Term Frequency-Inverse Document Frequency (TF-IDF) to extract text features and rank nearby services based on user proximity and preference patterns [2][8].</w:t>
       </w:r>
     </w:p>
     <w:p>
@@ -2094,6 +2066,29 @@
           <w:szCs w:val="24"/>
         </w:rPr>
         <w:t>Functional requirements define what the system should do and how it should behave under specific conditions. For the system, the core functional requirements include:</w:t>
+      </w:r>
+    </w:p>
+    <w:p>
+      <w:pPr>
+        <w:pStyle w:val="Normal"/>
+        <w:spacing w:lineRule="auto" w:line="360" w:before="240" w:after="120"/>
+        <w:jc w:val="both"/>
+        <w:rPr>
+          <w:rFonts w:ascii="Times New Roman" w:hAnsi="Times New Roman" w:eastAsia="Times New Roman" w:cs="Times New Roman"/>
+          <w:b/>
+          <w:bCs/>
+          <w:sz w:val="24"/>
+          <w:szCs w:val="24"/>
+        </w:rPr>
+      </w:pPr>
+      <w:r>
+        <w:rPr>
+          <w:rFonts w:eastAsia="Times New Roman" w:cs="Times New Roman" w:ascii="Times New Roman" w:hAnsi="Times New Roman"/>
+          <w:b/>
+          <w:bCs/>
+          <w:sz w:val="24"/>
+          <w:szCs w:val="24"/>
+        </w:rPr>
       </w:r>
     </w:p>
     <w:p>
@@ -3641,29 +3636,6 @@
           <w:sz w:val="28"/>
           <w:szCs w:val="28"/>
         </w:rPr>
-      </w:r>
-    </w:p>
-    <w:p>
-      <w:pPr>
-        <w:pStyle w:val="Normal"/>
-        <w:spacing w:lineRule="auto" w:line="360" w:before="320" w:after="0"/>
-        <w:jc w:val="both"/>
-        <w:rPr>
-          <w:rFonts w:ascii="Times New Roman" w:hAnsi="Times New Roman" w:eastAsia="Times New Roman" w:cs="Times New Roman"/>
-          <w:b/>
-          <w:bCs/>
-          <w:sz w:val="28"/>
-          <w:szCs w:val="28"/>
-        </w:rPr>
-      </w:pPr>
-      <w:r>
-        <w:rPr>
-          <w:rFonts w:eastAsia="Times New Roman" w:cs="Times New Roman" w:ascii="Times New Roman" w:hAnsi="Times New Roman"/>
-          <w:b/>
-          <w:bCs/>
-          <w:sz w:val="28"/>
-          <w:szCs w:val="28"/>
-        </w:rPr>
         <w:t>4.3.0</w:t>
       </w:r>
       <w:r>
@@ -3821,6 +3793,31 @@
           <w:sz w:val="32"/>
           <w:szCs w:val="32"/>
         </w:rPr>
+      </w:r>
+    </w:p>
+    <w:p>
+      <w:pPr>
+        <w:pStyle w:val="Heading3"/>
+        <w:spacing w:lineRule="auto" w:line="360" w:before="80" w:after="0"/>
+        <w:jc w:val="both"/>
+        <w:rPr>
+          <w:rFonts w:ascii="Times New Roman" w:hAnsi="Times New Roman" w:eastAsia="Times New Roman" w:cs="Times New Roman"/>
+          <w:b/>
+          <w:bCs/>
+          <w:color w:val="000000"/>
+          <w:sz w:val="32"/>
+          <w:szCs w:val="32"/>
+        </w:rPr>
+      </w:pPr>
+      <w:r>
+        <w:rPr>
+          <w:rFonts w:eastAsia="Times New Roman" w:cs="Times New Roman" w:ascii="Times New Roman" w:hAnsi="Times New Roman"/>
+          <w:b/>
+          <w:bCs/>
+          <w:color w:val="000000"/>
+          <w:sz w:val="32"/>
+          <w:szCs w:val="32"/>
+        </w:rPr>
         <w:t>4.4</w:t>
       </w:r>
       <w:r>
@@ -3841,7 +3838,7 @@
           <w:sz w:val="32"/>
           <w:szCs w:val="32"/>
         </w:rPr>
-        <w:t>Core Algorithms Description</w:t>
+        <w:t>Algorithms Description</w:t>
       </w:r>
     </w:p>
     <w:p>
@@ -3872,6 +3869,32 @@
         <w:pStyle w:val="Heading3"/>
         <w:keepNext w:val="false"/>
         <w:keepLines w:val="false"/>
+        <w:spacing w:lineRule="auto" w:line="360" w:before="280" w:after="80"/>
+        <w:ind w:right="580"/>
+        <w:jc w:val="both"/>
+        <w:rPr>
+          <w:rFonts w:ascii="Times New Roman" w:hAnsi="Times New Roman" w:eastAsia="Times New Roman" w:cs="Times New Roman"/>
+          <w:b/>
+          <w:bCs/>
+          <w:color w:val="000000"/>
+          <w:sz w:val="26"/>
+          <w:szCs w:val="26"/>
+        </w:rPr>
+      </w:pPr>
+      <w:r>
+        <w:rPr>
+          <w:rFonts w:eastAsia="Times New Roman" w:cs="Times New Roman" w:ascii="Times New Roman" w:hAnsi="Times New Roman"/>
+          <w:b/>
+          <w:bCs/>
+          <w:color w:val="000000"/>
+          <w:sz w:val="26"/>
+          <w:szCs w:val="26"/>
+        </w:rPr>
+      </w:r>
+    </w:p>
+    <w:p>
+      <w:pPr>
+        <w:pStyle w:val="Heading3"/>
         <w:spacing w:lineRule="auto" w:line="360" w:before="280" w:after="80"/>
         <w:ind w:right="580"/>
         <w:jc w:val="both"/>
@@ -4371,240 +4394,6 @@
           <w:sz w:val="26"/>
           <w:szCs w:val="26"/>
         </w:rPr>
-        <w:t>TF–IDF Algorithm (Review Feature Extraction &amp; Summarization)</w:t>
-      </w:r>
-    </w:p>
-    <w:p>
-      <w:pPr>
-        <w:pStyle w:val="Normal"/>
-        <w:spacing w:lineRule="auto" w:line="360" w:before="240" w:after="240"/>
-        <w:jc w:val="both"/>
-        <w:rPr>
-          <w:rFonts w:ascii="Times New Roman" w:hAnsi="Times New Roman" w:eastAsia="Times New Roman" w:cs="Times New Roman"/>
-          <w:sz w:val="24"/>
-          <w:szCs w:val="24"/>
-        </w:rPr>
-      </w:pPr>
-      <w:r>
-        <w:rPr>
-          <w:rFonts w:eastAsia="Times New Roman" w:cs="Times New Roman" w:ascii="Times New Roman" w:hAnsi="Times New Roman"/>
-          <w:sz w:val="24"/>
-          <w:szCs w:val="24"/>
-        </w:rPr>
-        <w:t>The system uses TF-IDF (Term Frequency – Inverse Document Frequency) to identify important words in user reviews and support automatic review summarization and feature extraction.</w:t>
-      </w:r>
-    </w:p>
-    <w:p>
-      <w:pPr>
-        <w:pStyle w:val="NoSpacing"/>
-        <w:spacing w:lineRule="auto" w:line="360"/>
-        <w:rPr/>
-      </w:pPr>
-      <w:r>
-        <w:rPr>
-          <w:rFonts w:cs="Times New Roman" w:ascii="Times New Roman" w:hAnsi="Times New Roman"/>
-          <w:b/>
-          <w:bCs/>
-          <w:sz w:val="24"/>
-          <w:szCs w:val="24"/>
-        </w:rPr>
-        <w:t>Logical Flow:</w:t>
-      </w:r>
-      <w:r>
-        <w:rPr/>
-        <w:br/>
-        <w:t>Text reviews are collected and preprocessed.</w:t>
-      </w:r>
-    </w:p>
-    <w:p>
-      <w:pPr>
-        <w:pStyle w:val="Normal"/>
-        <w:spacing w:lineRule="auto" w:line="360" w:before="240" w:after="240"/>
-        <w:jc w:val="both"/>
-        <w:rPr>
-          <w:rFonts w:ascii="Times New Roman" w:hAnsi="Times New Roman" w:eastAsia="Times New Roman" w:cs="Times New Roman"/>
-          <w:sz w:val="24"/>
-          <w:szCs w:val="24"/>
-        </w:rPr>
-      </w:pPr>
-      <w:r>
-        <w:rPr>
-          <w:rFonts w:eastAsia="Times New Roman" w:cs="Times New Roman" w:ascii="Times New Roman" w:hAnsi="Times New Roman"/>
-          <w:sz w:val="24"/>
-          <w:szCs w:val="24"/>
-        </w:rPr>
-        <w:t>Stop words are removed and tokens are generated.</w:t>
-      </w:r>
-    </w:p>
-    <w:p>
-      <w:pPr>
-        <w:pStyle w:val="Normal"/>
-        <w:spacing w:lineRule="auto" w:line="360" w:before="240" w:after="240"/>
-        <w:jc w:val="both"/>
-        <w:rPr>
-          <w:rFonts w:ascii="Times New Roman" w:hAnsi="Times New Roman" w:eastAsia="Times New Roman" w:cs="Times New Roman"/>
-          <w:sz w:val="24"/>
-          <w:szCs w:val="24"/>
-        </w:rPr>
-      </w:pPr>
-      <w:r>
-        <w:rPr>
-          <w:rFonts w:eastAsia="Times New Roman" w:cs="Times New Roman" w:ascii="Times New Roman" w:hAnsi="Times New Roman"/>
-          <w:sz w:val="24"/>
-          <w:szCs w:val="24"/>
-        </w:rPr>
-        <w:t>TF and IDF values are calculated.</w:t>
-      </w:r>
-    </w:p>
-    <w:p>
-      <w:pPr>
-        <w:pStyle w:val="Normal"/>
-        <w:spacing w:lineRule="auto" w:line="360" w:before="240" w:after="240"/>
-        <w:jc w:val="both"/>
-        <w:rPr>
-          <w:rFonts w:ascii="Times New Roman" w:hAnsi="Times New Roman" w:eastAsia="Times New Roman" w:cs="Times New Roman"/>
-          <w:sz w:val="24"/>
-          <w:szCs w:val="24"/>
-        </w:rPr>
-      </w:pPr>
-      <w:r>
-        <w:rPr>
-          <w:rFonts w:eastAsia="Times New Roman" w:cs="Times New Roman" w:ascii="Times New Roman" w:hAnsi="Times New Roman"/>
-          <w:sz w:val="24"/>
-          <w:szCs w:val="24"/>
-        </w:rPr>
-        <w:t>Each review is converted into a TF-IDF feature vector.</w:t>
-      </w:r>
-    </w:p>
-    <w:p>
-      <w:pPr>
-        <w:pStyle w:val="Normal"/>
-        <w:spacing w:lineRule="auto" w:line="360" w:before="240" w:after="240"/>
-        <w:jc w:val="both"/>
-        <w:rPr>
-          <w:rFonts w:ascii="Times New Roman" w:hAnsi="Times New Roman" w:eastAsia="Times New Roman" w:cs="Times New Roman"/>
-          <w:sz w:val="24"/>
-          <w:szCs w:val="24"/>
-        </w:rPr>
-      </w:pPr>
-      <w:r>
-        <w:rPr>
-          <w:rFonts w:eastAsia="Times New Roman" w:cs="Times New Roman" w:ascii="Times New Roman" w:hAnsi="Times New Roman"/>
-          <w:sz w:val="24"/>
-          <w:szCs w:val="24"/>
-        </w:rPr>
-        <w:t>These vectors are then used as input to the Logistic Regression classifier.</w:t>
-      </w:r>
-    </w:p>
-    <w:p>
-      <w:pPr>
-        <w:pStyle w:val="Normal"/>
-        <w:spacing w:lineRule="auto" w:line="360" w:before="240" w:after="240"/>
-        <w:jc w:val="both"/>
-        <w:rPr>
-          <w:rFonts w:ascii="Times New Roman" w:hAnsi="Times New Roman" w:eastAsia="Times New Roman" w:cs="Times New Roman"/>
-          <w:b/>
-          <w:bCs/>
-          <w:sz w:val="24"/>
-          <w:szCs w:val="24"/>
-        </w:rPr>
-      </w:pPr>
-      <w:r>
-        <w:rPr>
-          <w:rFonts w:eastAsia="Times New Roman" w:cs="Times New Roman" w:ascii="Times New Roman" w:hAnsi="Times New Roman"/>
-          <w:b/>
-          <w:bCs/>
-          <w:sz w:val="24"/>
-          <w:szCs w:val="24"/>
-        </w:rPr>
-        <w:t>Mathematical Representation:</w:t>
-      </w:r>
-    </w:p>
-    <w:p>
-      <w:pPr>
-        <w:pStyle w:val="Normal"/>
-        <w:spacing w:lineRule="auto" w:line="360" w:before="240" w:after="240"/>
-        <w:jc w:val="both"/>
-        <w:rPr>
-          <w:rFonts w:ascii="Times New Roman" w:hAnsi="Times New Roman" w:eastAsia="Times New Roman" w:cs="Times New Roman"/>
-          <w:sz w:val="24"/>
-          <w:szCs w:val="24"/>
-        </w:rPr>
-      </w:pPr>
-      <w:r>
-        <w:rPr>
-          <w:rFonts w:eastAsia="Times New Roman" w:cs="Times New Roman" w:ascii="Times New Roman" w:hAnsi="Times New Roman"/>
-          <w:sz w:val="24"/>
-          <w:szCs w:val="24"/>
-        </w:rPr>
-        <w:t>TF(t,d) = (Number of times term t appears in document d) / (Total terms in d)</w:t>
-      </w:r>
-    </w:p>
-    <w:p>
-      <w:pPr>
-        <w:pStyle w:val="Normal"/>
-        <w:spacing w:lineRule="auto" w:line="360" w:before="240" w:after="240"/>
-        <w:jc w:val="both"/>
-        <w:rPr>
-          <w:rFonts w:ascii="Times New Roman" w:hAnsi="Times New Roman" w:eastAsia="Times New Roman" w:cs="Times New Roman"/>
-          <w:sz w:val="24"/>
-          <w:szCs w:val="24"/>
-        </w:rPr>
-      </w:pPr>
-      <w:r>
-        <w:rPr>
-          <w:rFonts w:eastAsia="Times New Roman" w:cs="Times New Roman" w:ascii="Times New Roman" w:hAnsi="Times New Roman"/>
-          <w:sz w:val="24"/>
-          <w:szCs w:val="24"/>
-        </w:rPr>
-        <w:t>IDF(t) = log ( N / df(t) )</w:t>
-      </w:r>
-    </w:p>
-    <w:p>
-      <w:pPr>
-        <w:pStyle w:val="Normal"/>
-        <w:spacing w:lineRule="auto" w:line="360" w:before="240" w:after="240"/>
-        <w:jc w:val="both"/>
-        <w:rPr>
-          <w:rFonts w:ascii="Times New Roman" w:hAnsi="Times New Roman" w:eastAsia="Times New Roman" w:cs="Times New Roman"/>
-          <w:sz w:val="24"/>
-          <w:szCs w:val="24"/>
-        </w:rPr>
-      </w:pPr>
-      <w:r>
-        <w:rPr>
-          <w:rFonts w:eastAsia="Times New Roman" w:cs="Times New Roman" w:ascii="Times New Roman" w:hAnsi="Times New Roman"/>
-          <w:sz w:val="24"/>
-          <w:szCs w:val="24"/>
-        </w:rPr>
-        <w:t>TF-IDF(t,d) = TF(t,d) × IDF(t)</w:t>
-      </w:r>
-    </w:p>
-    <w:p>
-      <w:pPr>
-        <w:pStyle w:val="Normal"/>
-        <w:spacing w:lineRule="auto" w:line="360"/>
-        <w:rPr>
-          <w:rFonts w:ascii="Times New Roman" w:hAnsi="Times New Roman" w:cs="Times New Roman"/>
-          <w:sz w:val="24"/>
-          <w:szCs w:val="24"/>
-        </w:rPr>
-      </w:pPr>
-      <w:r>
-        <w:rPr>
-          <w:rFonts w:cs="Times New Roman" w:ascii="Times New Roman" w:hAnsi="Times New Roman"/>
-          <w:sz w:val="24"/>
-          <w:szCs w:val="24"/>
-        </w:rPr>
-        <w:t>Where:</w:t>
-        <w:br/>
-        <w:t xml:space="preserve"> t=term</w:t>
-        <w:br/>
-        <w:t xml:space="preserve"> d=document(review)</w:t>
-        <w:br/>
-        <w:t xml:space="preserve"> N=total number of reviews </w:t>
-        <w:br/>
-        <w:t xml:space="preserve"> df(t) = number of reviews containing term t</w:t>
       </w:r>
     </w:p>
     <w:p>
@@ -4922,6 +4711,30 @@
           <w:szCs w:val="24"/>
         </w:rPr>
         <w:t>Upon completion, the futsal management and booking project will provide a fully functional Software as a Service (SaaS) platform capable of hosting multiple independent futsal businesses while ensuring complete data isolation. The system will feature an intelligent booking engine that prevents scheduling conflicts, manages peak hours efficiently, and handles cancellations automatically. Futsal owners will have access to analytical dashboards that provide insights into peak usage times, revenue trends, and customer engagement, supporting data-driven decision-making. From the user’s perspective, the platform will offer an AI-enhanced experience, including a recommendation system that suggests futsal courts based on user location, as well as a review summarization feature that condenses user feedback into meaningful insights. Additionally, the project will deliver comprehensive code documentation and a detailed final report describing the system architecture, implemented algorithms, and overall methodology, ensuring the solution is well-documented and maintainable.</w:t>
+      </w:r>
+    </w:p>
+    <w:p>
+      <w:pPr>
+        <w:pStyle w:val="Normal"/>
+        <w:widowControl w:val="false"/>
+        <w:spacing w:lineRule="auto" w:line="360" w:before="240" w:after="240"/>
+        <w:jc w:val="both"/>
+        <w:rPr>
+          <w:rFonts w:ascii="Times New Roman" w:hAnsi="Times New Roman" w:eastAsia="Times New Roman" w:cs="Times New Roman"/>
+          <w:b/>
+          <w:bCs/>
+          <w:sz w:val="28"/>
+          <w:szCs w:val="28"/>
+        </w:rPr>
+      </w:pPr>
+      <w:r>
+        <w:rPr>
+          <w:rFonts w:eastAsia="Times New Roman" w:cs="Times New Roman" w:ascii="Times New Roman" w:hAnsi="Times New Roman"/>
+          <w:b/>
+          <w:bCs/>
+          <w:sz w:val="28"/>
+          <w:szCs w:val="28"/>
+        </w:rPr>
       </w:r>
     </w:p>
     <w:p>
@@ -5173,8 +4986,10 @@
   <w:p>
     <w:pPr>
       <w:pStyle w:val="Normal"/>
+      <w:jc w:val="center"/>
       <w:rPr/>
     </w:pPr>
+    <w:bookmarkStart w:id="16" w:name="PageNumWizard_FOOTER_Default_Page_Style2"/>
     <w:r>
       <w:rPr/>
       <w:fldChar w:fldCharType="begin"/>
@@ -5194,6 +5009,16 @@
     <w:r>
       <w:rPr/>
       <w:fldChar w:fldCharType="end"/>
+    </w:r>
+    <w:bookmarkEnd w:id="16"/>
+  </w:p>
+  <w:p>
+    <w:pPr>
+      <w:pStyle w:val="Normal"/>
+      <w:rPr/>
+    </w:pPr>
+    <w:r>
+      <w:rPr/>
     </w:r>
   </w:p>
 </w:ftr>
